--- a/test/sources/System.exit.docx
+++ b/test/sources/System.exit.docx
@@ -4,7 +4,7 @@
   <w:body>
     <w:p>
       <w:r>
-        <w:t>${#{T(java.lang.System).exit(0)}</w:t>
+        <w:t>${T(java.lang.System).exit(0)}</w:t>
       </w:r>
     </w:p>
     <w:sectPr>
